--- a/outils/jeux/sesame/modele-questions.docx
+++ b/outils/jeux/sesame/modele-questions.docx
@@ -7,7 +7,7 @@
         <w:pStyle w:val="Heading1"/>
       </w:pPr>
       <w:r>
-        <w:t xml:space="preserve">Mes questions pour le Chronophone</w:t>
+        <w:t>Mes questions pour le jeu Sésame</w:t>
       </w:r>
     </w:p>
     <w:p>
